--- a/WindowsFormsApplication1/Allgemein/Bericht/Vorlagen/Berichtsvorlage.docx
+++ b/WindowsFormsApplication1/Allgemein/Bericht/Vorlagen/Berichtsvorlage.docx
@@ -318,56 +318,13 @@
   <w:docDefaults>
     <w:rPrDefault>
       <w:rPr>
-        <w:rFonts w:ascii="Calibri" w:cs="Calibri" w:eastAsia="Calibri" w:hAnsi="Calibri"/>
+        <w:rFonts w:ascii="Calibri" w:hAnsi="Calibri" w:eastAsia="Calibri" w:cs="Calibri"/>
         <w:sz w:val="21"/>
         <w:szCs w:val="21"/>
       </w:rPr>
     </w:rPrDefault>
     <w:pPrDefault/>
   </w:docDefaults>
-  <w:style w:type="paragraph" w:styleId="Title">
-    <w:name w:val="Title"/>
-    <w:basedOn w:val="Normal"/>
-    <w:next w:val="Normal"/>
-    <w:qFormat/>
-    <w:rPr>
-      <w:sz w:val="56"/>
-      <w:szCs w:val="56"/>
-    </w:rPr>
-  </w:style>
-  <w:style w:type="paragraph" w:styleId="Heading1">
-    <w:name w:val="Heading 1"/>
-    <w:basedOn w:val="Normal"/>
-    <w:next w:val="Normal"/>
-    <w:qFormat/>
-    <w:rPr>
-      <w:color w:val="2E74B5"/>
-      <w:sz w:val="32"/>
-      <w:szCs w:val="32"/>
-    </w:rPr>
-  </w:style>
-  <w:style w:type="paragraph" w:styleId="Heading2">
-    <w:name w:val="Heading 2"/>
-    <w:basedOn w:val="Normal"/>
-    <w:next w:val="Normal"/>
-    <w:qFormat/>
-    <w:rPr>
-      <w:color w:val="2E74B5"/>
-      <w:sz w:val="26"/>
-      <w:szCs w:val="26"/>
-    </w:rPr>
-  </w:style>
-  <w:style w:type="paragraph" w:styleId="Heading3">
-    <w:name w:val="Heading 3"/>
-    <w:basedOn w:val="Normal"/>
-    <w:next w:val="Normal"/>
-    <w:qFormat/>
-    <w:rPr>
-      <w:color w:val="1F4D78"/>
-      <w:sz w:val="24"/>
-      <w:szCs w:val="24"/>
-    </w:rPr>
-  </w:style>
   <w:style w:type="paragraph" w:styleId="Heading4">
     <w:name w:val="Heading 4"/>
     <w:basedOn w:val="Normal"/>
@@ -502,7 +459,7 @@
       <w:spacing w:after="120" w:line="264"/>
     </w:pPr>
     <w:rPr>
-      <w:rFonts w:ascii="Calibri" w:cs="Calibri" w:eastAsia="Calibri" w:hAnsi="Calibri"/>
+      <w:rFonts w:ascii="Calibri" w:hAnsi="Calibri" w:eastAsia="Calibri" w:cs="Calibri"/>
       <w:sz w:val="21"/>
       <w:szCs w:val="21"/>
     </w:rPr>
@@ -510,8 +467,10 @@
   <w:style w:type="paragraph" w:styleId="Title">
     <w:name w:val="Title"/>
     <w:basedOn w:val="Normal"/>
-    <w:pPr>
-      <w:spacing w:after="240" w:before="2400"/>
+    <w:next w:val="Normal"/>
+    <w:qFormat/>
+    <w:pPr>
+      <w:spacing w:before="2400" w:after="240"/>
     </w:pPr>
     <w:rPr>
       <w:b/>
@@ -537,11 +496,12 @@
     <w:name w:val="Heading 1"/>
     <w:basedOn w:val="Normal"/>
     <w:next w:val="Normal"/>
+    <w:qFormat/>
     <w:pPr>
       <w:pBdr>
         <w:bottom w:val="single" w:color="BFBFBF" w:sz="6" w:space="4"/>
       </w:pBdr>
-      <w:spacing w:after="160" w:before="360"/>
+      <w:spacing w:before="360" w:after="160"/>
       <w:outlineLvl w:val="0"/>
     </w:pPr>
     <w:rPr>
@@ -556,8 +516,9 @@
     <w:name w:val="Heading 2"/>
     <w:basedOn w:val="Normal"/>
     <w:next w:val="Normal"/>
-    <w:pPr>
-      <w:spacing w:after="120" w:before="280"/>
+    <w:qFormat/>
+    <w:pPr>
+      <w:spacing w:before="280" w:after="120"/>
       <w:outlineLvl w:val="1"/>
     </w:pPr>
     <w:rPr>
@@ -572,8 +533,9 @@
     <w:name w:val="Heading 3"/>
     <w:basedOn w:val="Normal"/>
     <w:next w:val="Normal"/>
-    <w:pPr>
-      <w:spacing w:after="100" w:before="200"/>
+    <w:qFormat/>
+    <w:pPr>
+      <w:spacing w:before="200" w:after="100"/>
       <w:outlineLvl w:val="2"/>
     </w:pPr>
     <w:rPr>
@@ -602,7 +564,7 @@
     <w:name w:val="Beschriftung"/>
     <w:basedOn w:val="Normal"/>
     <w:pPr>
-      <w:spacing w:after="160" w:before="60"/>
+      <w:spacing w:before="60" w:after="160"/>
     </w:pPr>
     <w:rPr>
       <w:color w:val="595959"/>
@@ -610,5 +572,13 @@
       <w:szCs w:val="18"/>
     </w:rPr>
   </w:style>
+  <w:style w:type="paragraph" w:styleId="EPOSKapitelkopf" w:customStyle="true">
+    <w:name w:val="EPOS Kapitelkopf"/>
+    <w:basedOn w:val="Heading1"/>
+    <w:next w:val="Normal"/>
+    <w:pPr>
+      <w:outlineLvl w:val="0"/>
+    </w:pPr>
+  </w:style>
 </w:styles>
 </file>